--- a/app/seed_templates/laboral/Constancia Laboral.docx
+++ b/app/seed_templates/laboral/Constancia Laboral.docx
@@ -198,7 +198,7 @@
         <w:rPr>
           <w:rFonts w:asciiTheme="minorHAnsi" w:hAnsiTheme="minorHAnsi" w:cstheme="minorHAnsi"/>
         </w:rPr>
-        <w:t xml:space="preserve"> 53/2023 Construcción de Viaducto y Ampliación de Carretera CA01W (Tramo Los Chorros), entre autopista Monseñor Romero y CA01W Municipios de Santa Tecla, Colon y San juan Opico, Departamento de La libertad”,</w:t>
+        <w:t xml:space="preserve"> 53/2023 Construcción de Viaducto y Ampliación de Carretera CA01W (Tramo Los Chorros), entre autopista Monseñor Romero y CA01W Municipios de Santa Tecla, Colon y San juan Opico, Departamento de La libertad”{{ubicacion_adicional}},</w:t>
       </w:r>
       <w:r>
         <w:rPr>
